--- a/courts/ninth-circuit/montana/state/supreme-court/petition-for-review/usage/OUTPUT-petition-for-review.docx
+++ b/courts/ninth-circuit/montana/state/supreme-court/petition-for-review/usage/OUTPUT-petition-for-review.docx
@@ -2200,52 +2200,16 @@
         <w:pStyle w:val="BodyText"/>
       </w:pPr>
       <w:r>
-        <w:t xml:space="preserve">Montanans for Fair and Impartial Judges (“MFIJ”) and Montanans for Nonpartisan Courts (“MNC”) seek this Court’s declaration that the Attorney General’s rewritten ballot statement is invalid and in violation of §§ 13</w:t>
+        <w:t xml:space="preserve">Montanans for Fair and Impartial Judges (“MFIJ”) and Montanans for Nonpartisan Courts (“MNC”) seek this Court’s declaration that the Attorney General’s rewritten ballot statement is invalid and in violation of §§ 13-⁠27-⁠226 and</w:t>
+      </w:r>
+      <w:r>
+        <w:t xml:space="preserve"> </w:t>
       </w:r>
       <w:r>
         <w:noBreakHyphen/>
       </w:r>
       <w:r>
-        <w:t xml:space="preserve">27</w:t>
-      </w:r>
-      <w:r>
-        <w:noBreakHyphen/>
-      </w:r>
-      <w:r>
-        <w:t xml:space="preserve">226 and</w:t>
-      </w:r>
-      <w:r>
-        <w:t xml:space="preserve"> </w:t>
-      </w:r>
-      <w:r>
-        <w:noBreakHyphen/>
-      </w:r>
-      <w:r>
-        <w:t xml:space="preserve">212, MCA, for two reasons: (1) the Attorney General lacked authority to rewrite MFIJ’s proposed statement because he failed to make a written determination that MFIJ’s proposed ballot statement was not clear and impartial; and (2) the rewritten statement is misleading and prejudicial. Accordingly, MFIJ requests that the Court declare MFIJ’s proposed statement statutorily and constitutionally compliant and certify the statement directly to the Secretary of State consistent with § 13</w:t>
-      </w:r>
-      <w:r>
-        <w:noBreakHyphen/>
-      </w:r>
-      <w:r>
-        <w:t xml:space="preserve">27</w:t>
-      </w:r>
-      <w:r>
-        <w:noBreakHyphen/>
-      </w:r>
-      <w:r>
-        <w:t xml:space="preserve">605(3)⁠(c)⁠(ii), MCA. Petitioners respectfully request expedited consideration under § 13</w:t>
-      </w:r>
-      <w:r>
-        <w:noBreakHyphen/>
-      </w:r>
-      <w:r>
-        <w:t xml:space="preserve">27</w:t>
-      </w:r>
-      <w:r>
-        <w:noBreakHyphen/>
-      </w:r>
-      <w:r>
-        <w:t xml:space="preserve">605(3)⁠(c), MCA.</w:t>
+        <w:t xml:space="preserve">212, MCA, for two reasons: (1) the Attorney General lacked authority to rewrite MFIJ’s proposed statement because he failed to make a written determination that MFIJ’s proposed ballot statement was not clear and impartial; and (2) the rewritten statement is misleading and prejudicial. Accordingly, MFIJ requests that the Court declare MFIJ’s proposed statement statutorily and constitutionally compliant and certify the statement directly to the Secretary of State consistent with § 13-⁠27-⁠605(3)⁠(c)⁠(ii), MCA. Petitioners respectfully request expedited consideration under § 13-⁠27-⁠605(3)⁠(c), MCA.</w:t>
       </w:r>
     </w:p>
     <w:p>
@@ -2333,7 +2297,7 @@
         <w:t xml:space="preserve"> </w:t>
       </w:r>
       <w:r>
-        <w:t xml:space="preserve">Mont. R. Civ. P. 24(b) (permitting participation in an action where a party has “a claim or defense that shares . . . a common question of law”).</w:t>
+        <w:t xml:space="preserve">Mont. R. Civ. P. 24(b) (permitting participation in an action where a party has “a claim or defense that shares ⁠. ⁠. ⁠. a common question of law”).</w:t>
       </w:r>
     </w:p>
     <w:p>
@@ -2467,19 +2431,7 @@
         <w:pStyle w:val="BodyText"/>
       </w:pPr>
       <w:r>
-        <w:t xml:space="preserve">Proponents of a statewide ballot issue may file an original petition in the Supreme Court to challenge ballot statements approved by the Attorney General that do not satisfy §§ 13</w:t>
-      </w:r>
-      <w:r>
-        <w:noBreakHyphen/>
-      </w:r>
-      <w:r>
-        <w:t xml:space="preserve">27</w:t>
-      </w:r>
-      <w:r>
-        <w:noBreakHyphen/>
-      </w:r>
-      <w:r>
-        <w:t xml:space="preserve">212 or</w:t>
+        <w:t xml:space="preserve">Proponents of a statewide ballot issue may file an original petition in the Supreme Court to challenge ballot statements approved by the Attorney General that do not satisfy §§ 13-⁠27-⁠212 or</w:t>
       </w:r>
       <w:r>
         <w:t xml:space="preserve"> </w:t>
@@ -2663,31 +2615,7 @@
         <w:t xml:space="preserve">State ex rel. Mont. Citizens for the Preservation of Citizens’ Rights v. Waltermire</w:t>
       </w:r>
       <w:r>
-        <w:t xml:space="preserve">, 227 Mont. 85, 90, 738 P.2d 1255, 1258 (1987) (citation omitted). In this case, the Attorney General’s effort to rewrite MFIJ’s ballot statement suffers two fatal flaws. First, the Attorney General failed to make a written determination that MFIJ’s proposed statement did not “express[] the true and impartial explanation of the [initiative] in plain, easily understood language,” as required by § 13</w:t>
-      </w:r>
-      <w:r>
-        <w:noBreakHyphen/>
-      </w:r>
-      <w:r>
-        <w:t xml:space="preserve">27</w:t>
-      </w:r>
-      <w:r>
-        <w:noBreakHyphen/>
-      </w:r>
-      <w:r>
-        <w:t xml:space="preserve">212, MCA. Under the plain text of § 13</w:t>
-      </w:r>
-      <w:r>
-        <w:noBreakHyphen/>
-      </w:r>
-      <w:r>
-        <w:t xml:space="preserve">27</w:t>
-      </w:r>
-      <w:r>
-        <w:noBreakHyphen/>
-      </w:r>
-      <w:r>
-        <w:t xml:space="preserve">226, MCA—the statute authorizing and outlining the scope of the Attorney General’s review—the Attorney General lacks authority to rewrite a ballot statement in the absence of such a determination. His bare, conclusory statement comes nowhere close.</w:t>
+        <w:t xml:space="preserve">, 227 Mont. 85, 90, 738 P.2d 1255, 1258 (1987) (citation omitted). In this case, the Attorney General’s effort to rewrite MFIJ’s ballot statement suffers two fatal flaws. First, the Attorney General failed to make a written determination that MFIJ’s proposed statement did not “express[] the true and impartial explanation of the [initiative] in plain, easily understood language,” as required by § 13-⁠27-⁠212, MCA. Under the plain text of § 13-⁠27-⁠226, MCA—the statute authorizing and outlining the scope of the Attorney General’s review—the Attorney General lacks authority to rewrite a ballot statement in the absence of such a determination. His bare, conclusory statement comes nowhere close.</w:t>
       </w:r>
     </w:p>
     <w:p>
@@ -2695,19 +2623,7 @@
         <w:pStyle w:val="BodyText"/>
       </w:pPr>
       <w:r>
-        <w:t xml:space="preserve">Second, the Attorney General’s proposed rewrite of the ballot statement is prejudicial and misleading in violation of § 13</w:t>
-      </w:r>
-      <w:r>
-        <w:noBreakHyphen/>
-      </w:r>
-      <w:r>
-        <w:t xml:space="preserve">27</w:t>
-      </w:r>
-      <w:r>
-        <w:noBreakHyphen/>
-      </w:r>
-      <w:r>
-        <w:t xml:space="preserve">212, MCA. For example, its second sentence suggests to voters that the initiative will prevent them from voting for “independent” judicial candidates who do not affiliate with a political party. That is exactly the opposite of what the initiative does. The Attorney General’s rewritten ballot statement offends the law in both form and substance and should not supplant the clear, plain and accurate statement proposed by MFIJ.</w:t>
+        <w:t xml:space="preserve">Second, the Attorney General’s proposed rewrite of the ballot statement is prejudicial and misleading in violation of § 13-⁠27-⁠212, MCA. For example, its second sentence suggests to voters that the initiative will prevent them from voting for “independent” judicial candidates who do not affiliate with a political party. That is exactly the opposite of what the initiative does. The Attorney General’s rewritten ballot statement offends the law in both form and substance and should not supplant the clear, plain and accurate statement proposed by MFIJ.</w:t>
       </w:r>
     </w:p>
     <w:p>
@@ -2997,7 +2913,7 @@
         <w:pStyle w:val="BodyText"/>
       </w:pPr>
       <w:r>
-        <w:t xml:space="preserve">Under the plain text of § 13</w:t>
+        <w:t xml:space="preserve">Under the plain text of § 13-⁠27-⁠226, MCA, the Attorney General had no statutory authority to rewrite MFIJ’s proposed ballot statement without first making a written determination that MFIJ’s statement did not comply with § 13-⁠27-⁠212, MCA. State law tasks the Attorney General to “review the ballot statements to determine whether they contain,” as relevant here, “a statement of purpose that complies with [§] 13</w:t>
       </w:r>
       <w:r>
         <w:noBreakHyphen/>
@@ -3009,7 +2925,7 @@
         <w:noBreakHyphen/>
       </w:r>
       <w:r>
-        <w:t xml:space="preserve">226, MCA, the Attorney General had no statutory authority to rewrite MFIJ’s proposed ballot statement without first making a written determination that MFIJ’s statement did not comply with § 13</w:t>
+        <w:t xml:space="preserve">212[, MCA].” Section 13</w:t>
       </w:r>
       <w:r>
         <w:noBreakHyphen/>
@@ -3021,43 +2937,7 @@
         <w:noBreakHyphen/>
       </w:r>
       <w:r>
-        <w:t xml:space="preserve">212, MCA. State law tasks the Attorney General to “review the ballot statements to determine whether they contain,” as relevant here, “a statement of purpose that complies with [§] 13</w:t>
-      </w:r>
-      <w:r>
-        <w:noBreakHyphen/>
-      </w:r>
-      <w:r>
-        <w:t xml:space="preserve">27</w:t>
-      </w:r>
-      <w:r>
-        <w:noBreakHyphen/>
-      </w:r>
-      <w:r>
-        <w:t xml:space="preserve">212[, MCA].” Section 13</w:t>
-      </w:r>
-      <w:r>
-        <w:noBreakHyphen/>
-      </w:r>
-      <w:r>
-        <w:t xml:space="preserve">27</w:t>
-      </w:r>
-      <w:r>
-        <w:noBreakHyphen/>
-      </w:r>
-      <w:r>
-        <w:t xml:space="preserve">226(3)⁠(a), MCA. To comply with § 13</w:t>
-      </w:r>
-      <w:r>
-        <w:noBreakHyphen/>
-      </w:r>
-      <w:r>
-        <w:t xml:space="preserve">27</w:t>
-      </w:r>
-      <w:r>
-        <w:noBreakHyphen/>
-      </w:r>
-      <w:r>
-        <w:t xml:space="preserve">212, MCA, a ballot statement must “express[] the true and impartial explanation of the proposal in plain, easily understood language. The statement . . . may not be argumentative or written so as to create prejudice for or against the issue.” Section 13</w:t>
+        <w:t xml:space="preserve">226(3)⁠(a), MCA. To comply with § 13-⁠27-⁠212, MCA, a ballot statement must “express[] the true and impartial explanation of the proposal in plain, easily understood language. The statement ⁠. ⁠. ⁠. may not be argumentative or written so as to create prejudice for or against the issue.” Section 13</w:t>
       </w:r>
       <w:r>
         <w:noBreakHyphen/>
@@ -3388,13 +3268,7 @@
         <w:t xml:space="preserve"> </w:t>
       </w:r>
       <w:r>
-        <w:t xml:space="preserve">MSRR, ¶¶ 17</w:t>
-      </w:r>
-      <w:r>
-        <w:noBreakHyphen/>
-      </w:r>
-      <w:r>
-        <w:t xml:space="preserve">19 (holding that the rewritten statement would “prevent a voter from casting an intelligent and informed ballot” because it both failed to inform voters of the initiative’s provisions and highlighted topics that the initiative did not reach);</w:t>
+        <w:t xml:space="preserve">MSRR, ¶¶ 17-⁠19 (holding that the rewritten statement would “prevent a voter from casting an intelligent and informed ballot” because it both failed to inform voters of the initiative’s provisions and highlighted topics that the initiative did not reach);</w:t>
       </w:r>
       <w:r>
         <w:t xml:space="preserve"> </w:t>
@@ -3765,19 +3639,7 @@
         <w:pStyle w:val="BodyTextNote"/>
       </w:pPr>
       <w:r>
-        <w:t xml:space="preserve">The Attorney General’s legal sufficiency review, including review of ballot statements, is intended to serve a neutral gate-keeping function to ensure that voters receive a fair summary of an initiative so they can make an intelligent and informed vote. Proponents, opponents, and the public all have a strong interest in neutral ballot statements because they ensure a fair election with a durable result. Accordingly, under § 13</w:t>
-      </w:r>
-      <w:r>
-        <w:noBreakHyphen/>
-      </w:r>
-      <w:r>
-        <w:t xml:space="preserve">27</w:t>
-      </w:r>
-      <w:r>
-        <w:noBreakHyphen/>
-      </w:r>
-      <w:r>
-        <w:t xml:space="preserve">605(3)⁠(c), MCA, the Court should certify MFIJ’s proposed ballot statement</w:t>
+        <w:t xml:space="preserve">The Attorney General’s legal sufficiency review, including review of ballot statements, is intended to serve a neutral gate-keeping function to ensure that voters receive a fair summary of an initiative so they can make an intelligent and informed vote. Proponents, opponents, and the public all have a strong interest in neutral ballot statements because they ensure a fair election with a durable result. Accordingly, under § 13-⁠27-⁠605(3)⁠(c), MCA, the Court should certify MFIJ’s proposed ballot statement</w:t>
       </w:r>
       <w:r>
         <w:rPr>
@@ -5712,6 +5574,7 @@
     <w:unhideWhenUsed/>
     <w:qFormat/>
     <w:pPr>
+      <w:keepLines/>
       <w:spacing w:before="0" w:after="140" w:line="322" w:lineRule="exact"/>
     </w:pPr>
     <w:rPr>
@@ -5962,6 +5825,33 @@
     <w:pPr>
       <w:spacing w:before="0" w:after="0" w:line="322" w:lineRule="exact"/>
       <w:ind w:left="2160" w:hanging="720"/>
+    </w:pPr>
+  </w:style>
+  <w:style w:type="paragraph" w:customStyle="1" w:styleId="XdQuoteList1">
+    <w:name w:val="Xd Quote List 1"/>
+    <w:basedOn w:val="Normal"/>
+    <w:qFormat/>
+    <w:pPr>
+      <w:spacing w:before="0" w:after="0" w:line="322" w:lineRule="exact"/>
+      <w:ind w:left="1440" w:right="720" w:hanging="720"/>
+    </w:pPr>
+  </w:style>
+  <w:style w:type="paragraph" w:customStyle="1" w:styleId="XdQuoteList2">
+    <w:name w:val="Xd Quote List 2"/>
+    <w:basedOn w:val="Normal"/>
+    <w:qFormat/>
+    <w:pPr>
+      <w:spacing w:before="0" w:after="0" w:line="322" w:lineRule="exact"/>
+      <w:ind w:left="2160" w:right="720" w:hanging="720"/>
+    </w:pPr>
+  </w:style>
+  <w:style w:type="paragraph" w:customStyle="1" w:styleId="XdQuoteList3">
+    <w:name w:val="Xd Quote List 3"/>
+    <w:basedOn w:val="Normal"/>
+    <w:qFormat/>
+    <w:pPr>
+      <w:spacing w:before="0" w:after="0" w:line="322" w:lineRule="exact"/>
+      <w:ind w:left="2880" w:right="720" w:hanging="720"/>
     </w:pPr>
   </w:style>
   <w:style w:type="paragraph" w:customStyle="1" w:styleId="XdList1">
